--- a/scripts/automacao/templates/modelo_informacao.docx
+++ b/scripts/automacao/templates/modelo_informacao.docx
@@ -5,19 +5,28 @@
     <w:p>
       <w:pPr>
         <w:rPr>
+          <w:rFonts w:ascii="Times New Roman" w:hAnsi="Times New Roman" w:cs="Times New Roman"/>
+          <w:sz w:val="24"/>
+          <w:szCs w:val="24"/>
           <w:lang w:val="pt-BR"/>
         </w:rPr>
       </w:pPr>
       <w:r>
         <w:rPr>
+          <w:rFonts w:ascii="Times New Roman" w:hAnsi="Times New Roman" w:cs="Times New Roman"/>
           <w:b/>
+          <w:sz w:val="24"/>
+          <w:szCs w:val="24"/>
           <w:lang w:val="pt-BR"/>
         </w:rPr>
         <w:t>Processo nº</w:t>
       </w:r>
       <w:r>
         <w:rPr>
+          <w:rFonts w:ascii="Times New Roman" w:hAnsi="Times New Roman" w:cs="Times New Roman"/>
           <w:b/>
+          <w:sz w:val="24"/>
+          <w:szCs w:val="24"/>
           <w:lang w:val="pt-BR"/>
         </w:rPr>
         <w:tab/>
@@ -25,25 +34,37 @@
       </w:r>
       <w:r>
         <w:rPr>
+          <w:rFonts w:ascii="Times New Roman" w:hAnsi="Times New Roman" w:cs="Times New Roman"/>
+          <w:sz w:val="24"/>
+          <w:szCs w:val="24"/>
           <w:lang w:val="pt-BR"/>
         </w:rPr>
         <w:br/>
       </w:r>
       <w:r>
         <w:rPr>
+          <w:rFonts w:ascii="Times New Roman" w:hAnsi="Times New Roman" w:cs="Times New Roman"/>
           <w:b/>
+          <w:sz w:val="24"/>
+          <w:szCs w:val="24"/>
           <w:lang w:val="pt-BR"/>
         </w:rPr>
         <w:t>Assunto</w:t>
       </w:r>
       <w:r>
         <w:rPr>
+          <w:rFonts w:ascii="Times New Roman" w:hAnsi="Times New Roman" w:cs="Times New Roman"/>
+          <w:sz w:val="24"/>
+          <w:szCs w:val="24"/>
           <w:lang w:val="pt-BR"/>
         </w:rPr>
         <w:t>:</w:t>
       </w:r>
       <w:r>
         <w:rPr>
+          <w:rFonts w:ascii="Times New Roman" w:hAnsi="Times New Roman" w:cs="Times New Roman"/>
+          <w:sz w:val="24"/>
+          <w:szCs w:val="24"/>
           <w:lang w:val="pt-BR"/>
         </w:rPr>
         <w:tab/>
@@ -51,25 +72,37 @@
       </w:r>
       <w:r>
         <w:rPr>
+          <w:rFonts w:ascii="Times New Roman" w:hAnsi="Times New Roman" w:cs="Times New Roman"/>
+          <w:sz w:val="24"/>
+          <w:szCs w:val="24"/>
           <w:lang w:val="pt-BR"/>
         </w:rPr>
         <w:br/>
       </w:r>
       <w:r>
         <w:rPr>
+          <w:rFonts w:ascii="Times New Roman" w:hAnsi="Times New Roman" w:cs="Times New Roman"/>
           <w:b/>
+          <w:sz w:val="24"/>
+          <w:szCs w:val="24"/>
           <w:lang w:val="pt-BR"/>
         </w:rPr>
         <w:t>Relator</w:t>
       </w:r>
       <w:r>
         <w:rPr>
+          <w:rFonts w:ascii="Times New Roman" w:hAnsi="Times New Roman" w:cs="Times New Roman"/>
+          <w:sz w:val="24"/>
+          <w:szCs w:val="24"/>
           <w:lang w:val="pt-BR"/>
         </w:rPr>
         <w:t>:</w:t>
       </w:r>
       <w:r>
         <w:rPr>
+          <w:rFonts w:ascii="Times New Roman" w:hAnsi="Times New Roman" w:cs="Times New Roman"/>
+          <w:sz w:val="24"/>
+          <w:szCs w:val="24"/>
           <w:lang w:val="pt-BR"/>
         </w:rPr>
         <w:tab/>
@@ -80,6 +113,9 @@
       <w:pPr>
         <w:jc w:val="both"/>
         <w:rPr>
+          <w:rFonts w:ascii="Times New Roman" w:hAnsi="Times New Roman" w:cs="Times New Roman"/>
+          <w:sz w:val="24"/>
+          <w:szCs w:val="24"/>
           <w:lang w:val="pt-BR"/>
         </w:rPr>
       </w:pPr>
@@ -88,13 +124,18 @@
       <w:pPr>
         <w:jc w:val="center"/>
         <w:rPr>
+          <w:rFonts w:ascii="Times New Roman" w:hAnsi="Times New Roman" w:cs="Times New Roman"/>
+          <w:sz w:val="24"/>
+          <w:szCs w:val="24"/>
           <w:lang w:val="pt-BR"/>
         </w:rPr>
       </w:pPr>
       <w:r>
         <w:rPr>
+          <w:rFonts w:ascii="Times New Roman" w:hAnsi="Times New Roman" w:cs="Times New Roman"/>
           <w:b/>
-          <w:sz w:val="28"/>
+          <w:sz w:val="24"/>
+          <w:szCs w:val="24"/>
           <w:lang w:val="pt-BR"/>
         </w:rPr>
         <w:t>INFORMAÇÃO INSTRUTIVA</w:t>
@@ -104,6 +145,9 @@
       <w:pPr>
         <w:jc w:val="both"/>
         <w:rPr>
+          <w:rFonts w:ascii="Times New Roman" w:hAnsi="Times New Roman" w:cs="Times New Roman"/>
+          <w:sz w:val="24"/>
+          <w:szCs w:val="24"/>
           <w:lang w:val="pt-BR"/>
         </w:rPr>
       </w:pPr>
@@ -112,6 +156,7 @@
       <w:pPr>
         <w:jc w:val="both"/>
         <w:rPr>
+          <w:rFonts w:ascii="Times New Roman" w:hAnsi="Times New Roman" w:cs="Times New Roman"/>
           <w:sz w:val="24"/>
           <w:szCs w:val="24"/>
           <w:lang w:val="pt-BR"/>
@@ -119,6 +164,7 @@
       </w:pPr>
       <w:r>
         <w:rPr>
+          <w:rFonts w:ascii="Times New Roman" w:hAnsi="Times New Roman" w:cs="Times New Roman"/>
           <w:sz w:val="24"/>
           <w:szCs w:val="24"/>
           <w:lang w:val="pt-BR"/>
@@ -128,6 +174,7 @@
       <w:proofErr w:type="spellStart"/>
       <w:r>
         <w:rPr>
+          <w:rFonts w:ascii="Times New Roman" w:hAnsi="Times New Roman" w:cs="Times New Roman"/>
           <w:sz w:val="24"/>
           <w:szCs w:val="24"/>
           <w:lang w:val="pt-BR"/>
@@ -137,6 +184,7 @@
       <w:proofErr w:type="spellEnd"/>
       <w:r>
         <w:rPr>
+          <w:rFonts w:ascii="Times New Roman" w:hAnsi="Times New Roman" w:cs="Times New Roman"/>
           <w:sz w:val="24"/>
           <w:szCs w:val="24"/>
           <w:lang w:val="pt-BR"/>
@@ -154,6 +202,7 @@
         <w:ind w:left="0" w:firstLine="0"/>
         <w:jc w:val="both"/>
         <w:rPr>
+          <w:rFonts w:ascii="Times New Roman" w:hAnsi="Times New Roman" w:cs="Times New Roman"/>
           <w:sz w:val="24"/>
           <w:szCs w:val="24"/>
           <w:lang w:val="pt-BR"/>
@@ -161,6 +210,7 @@
       </w:pPr>
       <w:r>
         <w:rPr>
+          <w:rFonts w:ascii="Times New Roman" w:hAnsi="Times New Roman" w:cs="Times New Roman"/>
           <w:sz w:val="24"/>
           <w:szCs w:val="24"/>
           <w:lang w:val="pt-BR"/>
@@ -174,6 +224,7 @@
         <w:ind w:left="0"/>
         <w:jc w:val="both"/>
         <w:rPr>
+          <w:rFonts w:ascii="Times New Roman" w:hAnsi="Times New Roman" w:cs="Times New Roman"/>
           <w:sz w:val="24"/>
           <w:szCs w:val="24"/>
           <w:lang w:val="pt-BR"/>
@@ -181,6 +232,7 @@
       </w:pPr>
       <w:r>
         <w:rPr>
+          <w:rFonts w:ascii="Times New Roman" w:hAnsi="Times New Roman" w:cs="Times New Roman"/>
           <w:sz w:val="24"/>
           <w:szCs w:val="24"/>
           <w:lang w:val="pt-BR"/>
@@ -190,6 +242,7 @@
       <w:proofErr w:type="spellStart"/>
       <w:r>
         <w:rPr>
+          <w:rFonts w:ascii="Times New Roman" w:hAnsi="Times New Roman" w:cs="Times New Roman"/>
           <w:sz w:val="24"/>
           <w:szCs w:val="24"/>
           <w:lang w:val="pt-BR"/>
@@ -199,6 +252,7 @@
       <w:proofErr w:type="spellEnd"/>
       <w:r>
         <w:rPr>
+          <w:rFonts w:ascii="Times New Roman" w:hAnsi="Times New Roman" w:cs="Times New Roman"/>
           <w:sz w:val="24"/>
           <w:szCs w:val="24"/>
           <w:lang w:val="pt-BR"/>
@@ -210,6 +264,9 @@
       <w:pPr>
         <w:jc w:val="both"/>
         <w:rPr>
+          <w:rFonts w:ascii="Times New Roman" w:hAnsi="Times New Roman" w:cs="Times New Roman"/>
+          <w:sz w:val="24"/>
+          <w:szCs w:val="24"/>
           <w:lang w:val="pt-BR"/>
         </w:rPr>
       </w:pPr>
@@ -218,6 +275,9 @@
       <w:pPr>
         <w:jc w:val="both"/>
         <w:rPr>
+          <w:rFonts w:ascii="Times New Roman" w:hAnsi="Times New Roman" w:cs="Times New Roman"/>
+          <w:sz w:val="24"/>
+          <w:szCs w:val="24"/>
           <w:lang w:val="pt-BR"/>
         </w:rPr>
       </w:pPr>
@@ -226,15 +286,21 @@
       <w:pPr>
         <w:jc w:val="center"/>
         <w:rPr>
+          <w:rFonts w:ascii="Times New Roman" w:hAnsi="Times New Roman" w:cs="Times New Roman"/>
           <w:i/>
           <w:iCs/>
+          <w:sz w:val="24"/>
+          <w:szCs w:val="24"/>
           <w:lang w:val="pt-BR"/>
         </w:rPr>
       </w:pPr>
       <w:r>
         <w:rPr>
+          <w:rFonts w:ascii="Times New Roman" w:hAnsi="Times New Roman" w:cs="Times New Roman"/>
           <w:i/>
           <w:iCs/>
+          <w:sz w:val="24"/>
+          <w:szCs w:val="24"/>
           <w:lang w:val="pt-BR"/>
         </w:rPr>
         <w:t>[assinado digitalmente]</w:t>
@@ -244,27 +310,48 @@
       <w:pPr>
         <w:jc w:val="center"/>
         <w:rPr>
+          <w:rFonts w:ascii="Times New Roman" w:hAnsi="Times New Roman" w:cs="Times New Roman"/>
+          <w:sz w:val="24"/>
+          <w:szCs w:val="24"/>
           <w:lang w:val="pt-BR"/>
         </w:rPr>
       </w:pPr>
       <w:r>
         <w:rPr>
+          <w:rFonts w:ascii="Times New Roman" w:hAnsi="Times New Roman" w:cs="Times New Roman"/>
+          <w:sz w:val="24"/>
+          <w:szCs w:val="24"/>
           <w:lang w:val="pt-BR"/>
         </w:rPr>
         <w:t>Eduardo Pereira Lima</w:t>
       </w:r>
-    </w:p>
-    <w:p>
-      <w:pPr>
-        <w:jc w:val="center"/>
-      </w:pPr>
-      <w:proofErr w:type="spellStart"/>
       <w:r>
-        <w:t>Coordenador</w:t>
+        <w:rPr>
+          <w:rFonts w:ascii="Times New Roman" w:hAnsi="Times New Roman" w:cs="Times New Roman"/>
+          <w:sz w:val="24"/>
+          <w:szCs w:val="24"/>
+          <w:lang w:val="pt-BR"/>
+        </w:rPr>
+        <w:br/>
+        <w:t>Auditor de Controle Externo</w:t>
       </w:r>
-      <w:proofErr w:type="spellEnd"/>
       <w:r>
-        <w:t xml:space="preserve"> de Controle de Decisões</w:t>
+        <w:rPr>
+          <w:rFonts w:ascii="Times New Roman" w:hAnsi="Times New Roman" w:cs="Times New Roman"/>
+          <w:sz w:val="24"/>
+          <w:szCs w:val="24"/>
+          <w:lang w:val="pt-BR"/>
+        </w:rPr>
+        <w:br/>
+      </w:r>
+      <w:r>
+        <w:rPr>
+          <w:rFonts w:ascii="Times New Roman" w:hAnsi="Times New Roman" w:cs="Times New Roman"/>
+          <w:sz w:val="24"/>
+          <w:szCs w:val="24"/>
+          <w:lang w:val="pt-BR"/>
+        </w:rPr>
+        <w:t>Coordenador de Controle de Decisões</w:t>
       </w:r>
     </w:p>
     <w:sectPr>
@@ -431,72 +518,45 @@
         <w:tab w:val="left" w:pos="426"/>
       </w:tabs>
       <w:rPr>
-        <w:sz w:val="40"/>
+        <w:rFonts w:ascii="Times New Roman" w:hAnsi="Times New Roman" w:cs="Times New Roman"/>
+        <w:sz w:val="24"/>
+        <w:szCs w:val="24"/>
         <w:lang w:val="pt-BR"/>
       </w:rPr>
     </w:pPr>
     <w:r>
       <w:rPr>
-        <w:rFonts w:eastAsia="Calibri"/>
+        <w:rFonts w:ascii="Times New Roman" w:eastAsia="Calibri" w:hAnsi="Times New Roman" w:cs="Times New Roman"/>
         <w:b/>
         <w:bCs/>
         <w:color w:val="808080"/>
-        <w:szCs w:val="16"/>
+        <w:sz w:val="24"/>
+        <w:szCs w:val="24"/>
         <w:lang w:val="pt-BR"/>
       </w:rPr>
-      <w:t>Diretoria de Instrução Processual e Controle de Decisões</w:t>
+      <w:t>Diretoria de Instrução Processual e Controle de Decisões – DIP</w:t>
     </w:r>
     <w:r>
       <w:rPr>
-        <w:rFonts w:eastAsia="Calibri"/>
+        <w:rFonts w:ascii="Times New Roman" w:eastAsia="Calibri" w:hAnsi="Times New Roman" w:cs="Times New Roman"/>
         <w:b/>
         <w:bCs/>
         <w:color w:val="808080"/>
-        <w:szCs w:val="16"/>
+        <w:sz w:val="24"/>
+        <w:szCs w:val="24"/>
         <w:lang w:val="pt-BR"/>
       </w:rPr>
-      <w:t xml:space="preserve"> – </w:t>
-    </w:r>
-    <w:r>
-      <w:rPr>
-        <w:rFonts w:eastAsia="Calibri"/>
-        <w:b/>
-        <w:bCs/>
-        <w:color w:val="808080"/>
-        <w:szCs w:val="16"/>
-        <w:lang w:val="pt-BR"/>
-      </w:rPr>
-      <w:t>DIP</w:t>
-    </w:r>
-    <w:r>
-      <w:rPr>
-        <w:rFonts w:eastAsia="Calibri"/>
-        <w:b/>
-        <w:bCs/>
-        <w:color w:val="808080"/>
-        <w:szCs w:val="16"/>
-        <w:lang w:val="pt-BR"/>
-      </w:rPr>
       <w:br/>
-    </w:r>
-    <w:r>
-      <w:rPr>
-        <w:rFonts w:eastAsia="Calibri"/>
-        <w:b/>
-        <w:bCs/>
-        <w:color w:val="808080"/>
-        <w:szCs w:val="16"/>
-        <w:lang w:val="pt-BR"/>
-      </w:rPr>
       <w:t>Coordenadoria de Controle de Decisões – CCD</w:t>
     </w:r>
     <w:r>
       <w:rPr>
-        <w:rFonts w:eastAsia="Calibri"/>
+        <w:rFonts w:ascii="Times New Roman" w:eastAsia="Calibri" w:hAnsi="Times New Roman" w:cs="Times New Roman"/>
         <w:b/>
         <w:bCs/>
         <w:color w:val="808080"/>
-        <w:szCs w:val="16"/>
+        <w:sz w:val="24"/>
+        <w:szCs w:val="24"/>
         <w:lang w:val="pt-BR"/>
       </w:rPr>
       <w:br/>

--- a/scripts/automacao/templates/modelo_informacao.docx
+++ b/scripts/automacao/templates/modelo_informacao.docx
@@ -151,17 +151,6 @@
           <w:lang w:val="pt-BR"/>
         </w:rPr>
       </w:pPr>
-    </w:p>
-    <w:p>
-      <w:pPr>
-        <w:jc w:val="both"/>
-        <w:rPr>
-          <w:rFonts w:ascii="Times New Roman" w:hAnsi="Times New Roman" w:cs="Times New Roman"/>
-          <w:sz w:val="24"/>
-          <w:szCs w:val="24"/>
-          <w:lang w:val="pt-BR"/>
-        </w:rPr>
-      </w:pPr>
       <w:r>
         <w:rPr>
           <w:rFonts w:ascii="Times New Roman" w:hAnsi="Times New Roman" w:cs="Times New Roman"/>
@@ -169,27 +158,7 @@
           <w:szCs w:val="24"/>
           <w:lang w:val="pt-BR"/>
         </w:rPr>
-        <w:t xml:space="preserve">{% for </w:t>
-      </w:r>
-      <w:proofErr w:type="spellStart"/>
-      <w:r>
-        <w:rPr>
-          <w:rFonts w:ascii="Times New Roman" w:hAnsi="Times New Roman" w:cs="Times New Roman"/>
-          <w:sz w:val="24"/>
-          <w:szCs w:val="24"/>
-          <w:lang w:val="pt-BR"/>
-        </w:rPr>
-        <w:t>paragrafo</w:t>
-      </w:r>
-      <w:proofErr w:type="spellEnd"/>
-      <w:r>
-        <w:rPr>
-          <w:rFonts w:ascii="Times New Roman" w:hAnsi="Times New Roman" w:cs="Times New Roman"/>
-          <w:sz w:val="24"/>
-          <w:szCs w:val="24"/>
-          <w:lang w:val="pt-BR"/>
-        </w:rPr>
-        <w:t xml:space="preserve"> in parágrafos %}</w:t>
+        <w:t>{% for paragrafo in parágrafos %}</w:t>
       </w:r>
     </w:p>
     <w:p>
@@ -237,27 +206,7 @@
           <w:szCs w:val="24"/>
           <w:lang w:val="pt-BR"/>
         </w:rPr>
-        <w:t xml:space="preserve">{% </w:t>
-      </w:r>
-      <w:proofErr w:type="spellStart"/>
-      <w:r>
-        <w:rPr>
-          <w:rFonts w:ascii="Times New Roman" w:hAnsi="Times New Roman" w:cs="Times New Roman"/>
-          <w:sz w:val="24"/>
-          <w:szCs w:val="24"/>
-          <w:lang w:val="pt-BR"/>
-        </w:rPr>
-        <w:t>endfor</w:t>
-      </w:r>
-      <w:proofErr w:type="spellEnd"/>
-      <w:r>
-        <w:rPr>
-          <w:rFonts w:ascii="Times New Roman" w:hAnsi="Times New Roman" w:cs="Times New Roman"/>
-          <w:sz w:val="24"/>
-          <w:szCs w:val="24"/>
-          <w:lang w:val="pt-BR"/>
-        </w:rPr>
-        <w:t xml:space="preserve"> %}</w:t>
+        <w:t>{% endfor %}</w:t>
       </w:r>
     </w:p>
     <w:p>
